--- a/IoT-and-Digitalization-for-the-Circular-Economy/Exercises/E03-LCA-Part-2.docx
+++ b/IoT-and-Digitalization-for-the-Circular-Economy/Exercises/E03-LCA-Part-2.docx
@@ -59,16 +59,16 @@
                           <wps:cNvSpPr/>
                           <wps:spPr>
                             <a:xfrm>
-                              <a:off x="4865400" y="0"/>
-                              <a:ext cx="520200" cy="11593080"/>
+                              <a:off x="4866120" y="0"/>
+                              <a:ext cx="519480" cy="11593080"/>
                             </a:xfrm>
                             <a:custGeom>
                               <a:avLst/>
                               <a:gdLst>
-                                <a:gd name="textAreaLeft" fmla="*/ 0 w 294840"/>
-                                <a:gd name="textAreaRight" fmla="*/ 298080 w 294840"/>
+                                <a:gd name="textAreaLeft" fmla="*/ 0 w 294480"/>
+                                <a:gd name="textAreaRight" fmla="*/ 298080 w 294480"/>
                                 <a:gd name="textAreaTop" fmla="*/ 0 h 6572520"/>
-                                <a:gd name="textAreaBottom" fmla="*/ 6575760 h 6572520"/>
+                                <a:gd name="textAreaBottom" fmla="*/ 6576120 h 6572520"/>
                               </a:gdLst>
                               <a:ahLst/>
                               <a:cxnLst/>
@@ -94,7 +94,7 @@
                               </a:pathLst>
                             </a:custGeom>
                             <a:solidFill>
-                              <a:srgbClr val="e4e4e4"/>
+                              <a:srgbClr val="E4E4E4"/>
                             </a:solidFill>
                             <a:ln w="0">
                               <a:noFill/>
@@ -180,16 +180,7 @@
           <w:szCs w:val="44"/>
           <w:lang w:val="de-DE" w:eastAsia="de-DE"/>
         </w:rPr>
-        <w:t xml:space="preserve">Exercise – </w:t>
-      </w:r>
-      <w:r>
-        <w:rPr>
-          <w:rFonts w:ascii="StoneSansITCStd SemiBold" w:hAnsi="StoneSansITCStd SemiBold"/>
-          <w:sz w:val="44"/>
-          <w:szCs w:val="44"/>
-          <w:lang w:val="de-DE" w:eastAsia="de-DE"/>
-        </w:rPr>
-        <w:t>3</w:t>
+        <w:t>Exercise – 3</w:t>
       </w:r>
     </w:p>
     <w:p>
@@ -260,7 +251,23 @@
           <w:bCs w:val="false"/>
           <w:lang w:val="de-DE"/>
         </w:rPr>
-        <w:t>.07.2026</w:t>
+        <w:t>.0</w:t>
+      </w:r>
+      <w:r>
+        <w:rPr>
+          <w:b w:val="false"/>
+          <w:bCs w:val="false"/>
+          <w:lang w:val="de-DE"/>
+        </w:rPr>
+        <w:t>6</w:t>
+      </w:r>
+      <w:r>
+        <w:rPr>
+          <w:b w:val="false"/>
+          <w:bCs w:val="false"/>
+          <w:lang w:val="de-DE"/>
+        </w:rPr>
+        <w:t>.2026</w:t>
       </w:r>
     </w:p>
     <w:p>
@@ -291,7 +298,23 @@
           <w:bCs w:val="false"/>
           <w:lang w:val="de-DE"/>
         </w:rPr>
-        <w:t>08.07.202</w:t>
+        <w:t>08.0</w:t>
+      </w:r>
+      <w:r>
+        <w:rPr>
+          <w:b w:val="false"/>
+          <w:bCs w:val="false"/>
+          <w:lang w:val="de-DE"/>
+        </w:rPr>
+        <w:t>6</w:t>
+      </w:r>
+      <w:r>
+        <w:rPr>
+          <w:b w:val="false"/>
+          <w:bCs w:val="false"/>
+          <w:lang w:val="de-DE"/>
+        </w:rPr>
+        <w:t>.202</w:t>
       </w:r>
       <w:r>
         <w:rPr>
@@ -1271,35 +1294,7 @@
           <w:color w:val="000000"/>
           <w:spacing w:val="0"/>
         </w:rPr>
-        <w:t>- Write a conclusion of what you learned through this LCA (E0</w:t>
-      </w:r>
-      <w:r>
-        <w:rPr>
-          <w:color w:val="000000"/>
-          <w:spacing w:val="0"/>
-        </w:rPr>
-        <w:t>2</w:t>
-      </w:r>
-      <w:r>
-        <w:rPr>
-          <w:color w:val="000000"/>
-          <w:spacing w:val="0"/>
-        </w:rPr>
-        <w:t xml:space="preserve"> + E0</w:t>
-      </w:r>
-      <w:r>
-        <w:rPr>
-          <w:color w:val="000000"/>
-          <w:spacing w:val="0"/>
-        </w:rPr>
-        <w:t>3</w:t>
-      </w:r>
-      <w:r>
-        <w:rPr>
-          <w:color w:val="000000"/>
-          <w:spacing w:val="0"/>
-        </w:rPr>
-        <w:t>)</w:t>
+        <w:t>- Write a conclusion of what you learned through this LCA (E02 + E03)</w:t>
       </w:r>
     </w:p>
     <w:p>
@@ -1582,25 +1577,7 @@
             <w:bCs/>
             <w:lang w:val="de-DE"/>
           </w:rPr>
-          <w:t>etce-</w:t>
-        </w:r>
-        <w:r>
-          <w:rPr>
-            <w:rStyle w:val="Hyperlink"/>
-            <w:b/>
-            <w:bCs/>
-            <w:lang w:val="de-DE"/>
-          </w:rPr>
-          <w:t>iot</w:t>
-        </w:r>
-        <w:r>
-          <w:rPr>
-            <w:rStyle w:val="Hyperlink"/>
-            <w:b/>
-            <w:bCs/>
-            <w:lang w:val="de-DE"/>
-          </w:rPr>
-          <w:t>@tu-clausthal.de</w:t>
+          <w:t>etce-iot@tu-clausthal.de</w:t>
         </w:r>
       </w:hyperlink>
     </w:p>
@@ -1753,7 +1730,7 @@
                         </w:p>
                       </w:txbxContent>
                     </wps:txbx>
-                    <wps:bodyPr lIns="0" rIns="0" tIns="0" bIns="0" anchor="t">
+                    <wps:bodyPr lIns="0" tIns="0" rIns="0" bIns="0" anchor="t">
                       <a:spAutoFit/>
                     </wps:bodyPr>
                   </wps:wsp>
@@ -1974,13 +1951,13 @@
           <wp:effectExtent l="0" t="0" r="0" b="0"/>
           <wp:wrapTight wrapText="bothSides">
             <wp:wrapPolygon edited="0">
-              <wp:start x="-29" y="0"/>
-              <wp:lineTo x="-29" y="20759"/>
+              <wp:start x="-34" y="0"/>
+              <wp:lineTo x="-34" y="20759"/>
               <wp:lineTo x="21460" y="20759"/>
               <wp:lineTo x="21460" y="8916"/>
-              <wp:lineTo x="4104" y="8916"/>
-              <wp:lineTo x="4104" y="0"/>
-              <wp:lineTo x="-29" y="0"/>
+              <wp:lineTo x="4100" y="8916"/>
+              <wp:lineTo x="4100" y="0"/>
+              <wp:lineTo x="-34" y="0"/>
             </wp:wrapPolygon>
           </wp:wrapTight>
           <wp:docPr id="4" name="Picture 5"/>
@@ -2029,7 +2006,6 @@
       <w:pStyle w:val="Header"/>
       <w:tabs>
         <w:tab w:val="clear" w:pos="4703"/>
-        <w:tab w:val="right" w:pos="9406" w:leader="none"/>
       </w:tabs>
       <w:spacing w:before="120" w:after="0"/>
       <w:rPr/>
@@ -2049,13 +2025,13 @@
           <wp:effectExtent l="0" t="0" r="0" b="0"/>
           <wp:wrapTight wrapText="bothSides">
             <wp:wrapPolygon edited="0">
-              <wp:start x="-29" y="0"/>
-              <wp:lineTo x="-29" y="21061"/>
+              <wp:start x="-34" y="0"/>
+              <wp:lineTo x="-34" y="21061"/>
               <wp:lineTo x="21486" y="21061"/>
               <wp:lineTo x="21486" y="9334"/>
-              <wp:lineTo x="4104" y="7081"/>
-              <wp:lineTo x="4104" y="0"/>
-              <wp:lineTo x="-29" y="0"/>
+              <wp:lineTo x="4100" y="7081"/>
+              <wp:lineTo x="4100" y="0"/>
+              <wp:lineTo x="-34" y="0"/>
             </wp:wrapPolygon>
           </wp:wrapTight>
           <wp:docPr id="5" name="Picture 469"/>
@@ -3169,8 +3145,8 @@
       <w:szCs w:val="20"/>
     </w:rPr>
   </w:style>
-  <w:style w:type="character" w:styleId="EndnoteCharactersuser">
-    <w:name w:val="Endnote Characters (user)"/>
+  <w:style w:type="character" w:styleId="EndnoteCharacters">
+    <w:name w:val="Endnote Characters"/>
     <w:uiPriority w:val="99"/>
     <w:semiHidden/>
     <w:unhideWhenUsed/>
@@ -3180,8 +3156,8 @@
       <w:vertAlign w:val="superscript"/>
     </w:rPr>
   </w:style>
-  <w:style w:type="character" w:styleId="EndnoteCharacters">
-    <w:name w:val="Endnote Characters"/>
+  <w:style w:type="character" w:styleId="EndnoteCharactersuser">
+    <w:name w:val="Endnote Characters (user)"/>
     <w:qFormat/>
     <w:rPr>
       <w:vertAlign w:val="superscript"/>
@@ -3205,18 +3181,18 @@
       <w:szCs w:val="20"/>
     </w:rPr>
   </w:style>
+  <w:style w:type="character" w:styleId="FootnoteCharacters">
+    <w:name w:val="Footnote Characters"/>
+    <w:uiPriority w:val="99"/>
+    <w:unhideWhenUsed/>
+    <w:qFormat/>
+    <w:rsid w:val="004d5a25"/>
+    <w:rPr>
+      <w:vertAlign w:val="superscript"/>
+    </w:rPr>
+  </w:style>
   <w:style w:type="character" w:styleId="FootnoteCharactersuser">
     <w:name w:val="Footnote Characters (user)"/>
-    <w:uiPriority w:val="99"/>
-    <w:unhideWhenUsed/>
-    <w:qFormat/>
-    <w:rsid w:val="004d5a25"/>
-    <w:rPr>
-      <w:vertAlign w:val="superscript"/>
-    </w:rPr>
-  </w:style>
-  <w:style w:type="character" w:styleId="FootnoteCharacters">
-    <w:name w:val="Footnote Characters"/>
     <w:qFormat/>
     <w:rPr>
       <w:vertAlign w:val="superscript"/>
@@ -3398,8 +3374,8 @@
       <w:lang w:eastAsia="de-DE"/>
     </w:rPr>
   </w:style>
-  <w:style w:type="character" w:styleId="Bulletsuser">
-    <w:name w:val="Bullets (user)"/>
+  <w:style w:type="character" w:styleId="Bullets">
+    <w:name w:val="Bullets"/>
     <w:qFormat/>
     <w:rPr>
       <w:rFonts w:ascii="OpenSymbol" w:hAnsi="OpenSymbol" w:eastAsia="OpenSymbol" w:cs="OpenSymbol"/>
@@ -3960,15 +3936,15 @@
       <w:lang w:eastAsia="de-DE"/>
     </w:rPr>
   </w:style>
+  <w:style w:type="paragraph" w:styleId="FrameContents">
+    <w:name w:val="Frame Contents"/>
+    <w:basedOn w:val="Normal"/>
+    <w:qFormat/>
+    <w:pPr/>
+    <w:rPr/>
+  </w:style>
   <w:style w:type="paragraph" w:styleId="FrameContentsuser">
     <w:name w:val="Frame Contents (user)"/>
-    <w:basedOn w:val="Normal"/>
-    <w:qFormat/>
-    <w:pPr/>
-    <w:rPr/>
-  </w:style>
-  <w:style w:type="paragraph" w:styleId="FrameContents">
-    <w:name w:val="Frame Contents"/>
     <w:basedOn w:val="Normal"/>
     <w:qFormat/>
     <w:pPr/>
@@ -4090,34 +4066,34 @@
         <a:srgbClr val="000000"/>
       </a:dk1>
       <a:lt1>
-        <a:srgbClr val="ffffff"/>
+        <a:srgbClr val="FFFFFF"/>
       </a:lt1>
       <a:dk2>
-        <a:srgbClr val="1f497d"/>
+        <a:srgbClr val="1F497D"/>
       </a:dk2>
       <a:lt2>
-        <a:srgbClr val="eeece1"/>
+        <a:srgbClr val="EEECE1"/>
       </a:lt2>
       <a:accent1>
-        <a:srgbClr val="4f81bd"/>
+        <a:srgbClr val="4F81BD"/>
       </a:accent1>
       <a:accent2>
-        <a:srgbClr val="c0504d"/>
+        <a:srgbClr val="C0504D"/>
       </a:accent2>
       <a:accent3>
-        <a:srgbClr val="9bbb59"/>
+        <a:srgbClr val="9BBB59"/>
       </a:accent3>
       <a:accent4>
-        <a:srgbClr val="8064a2"/>
+        <a:srgbClr val="8064A2"/>
       </a:accent4>
       <a:accent5>
-        <a:srgbClr val="4bacc6"/>
+        <a:srgbClr val="4BACC6"/>
       </a:accent5>
       <a:accent6>
-        <a:srgbClr val="f79646"/>
+        <a:srgbClr val="F79646"/>
       </a:accent6>
       <a:hlink>
-        <a:srgbClr val="0000ff"/>
+        <a:srgbClr val="0000FF"/>
       </a:hlink>
       <a:folHlink>
         <a:srgbClr val="800080"/>
